--- a/dashboard_screenshots.docx.docx
+++ b/dashboard_screenshots.docx.docx
@@ -15,9 +15,9 @@
           <w:szCs w:val="48"/>
         </w:rPr>
         <w:drawing>
-          <wp:inline distT="0" distB="0" distL="0" distR="0" wp14:anchorId="50BB8511" wp14:editId="44EDEDCC">
-            <wp:extent cx="5731510" cy="3280410"/>
-            <wp:effectExtent l="114300" t="114300" r="116840" b="148590"/>
+          <wp:inline distT="0" distB="0" distL="0" distR="0" wp14:anchorId="50BB8511" wp14:editId="2F32439F">
+            <wp:extent cx="5718672" cy="3280410"/>
+            <wp:effectExtent l="114300" t="114300" r="111125" b="148590"/>
             <wp:docPr id="1893280539" name="Picture 3"/>
             <wp:cNvGraphicFramePr>
               <a:graphicFrameLocks xmlns:a="http://schemas.openxmlformats.org/drawingml/2006/main" noChangeAspect="1"/>
@@ -26,7 +26,7 @@
               <a:graphicData uri="http://schemas.openxmlformats.org/drawingml/2006/picture">
                 <pic:pic xmlns:pic="http://schemas.openxmlformats.org/drawingml/2006/picture">
                   <pic:nvPicPr>
-                    <pic:cNvPr id="1893280539" name="Picture 1893280539"/>
+                    <pic:cNvPr id="1893280539" name="Picture 3"/>
                     <pic:cNvPicPr/>
                   </pic:nvPicPr>
                   <pic:blipFill>
@@ -44,7 +44,7 @@
                   <pic:spPr>
                     <a:xfrm>
                       <a:off x="0" y="0"/>
-                      <a:ext cx="5731510" cy="3280410"/>
+                      <a:ext cx="5718672" cy="3280410"/>
                     </a:xfrm>
                     <a:prstGeom prst="rect">
                       <a:avLst/>
@@ -91,9 +91,9 @@
           <w:noProof/>
         </w:rPr>
         <w:drawing>
-          <wp:inline distT="0" distB="0" distL="0" distR="0" wp14:anchorId="63D01EC8" wp14:editId="37AADB75">
-            <wp:extent cx="5731510" cy="3266440"/>
-            <wp:effectExtent l="114300" t="114300" r="116840" b="143510"/>
+          <wp:inline distT="0" distB="0" distL="0" distR="0" wp14:anchorId="63D01EC8" wp14:editId="469E3D8A">
+            <wp:extent cx="5731510" cy="3246827"/>
+            <wp:effectExtent l="114300" t="114300" r="116840" b="144145"/>
             <wp:docPr id="1490846653" name="Picture 5"/>
             <wp:cNvGraphicFramePr>
               <a:graphicFrameLocks xmlns:a="http://schemas.openxmlformats.org/drawingml/2006/main" noChangeAspect="1"/>
@@ -102,7 +102,7 @@
               <a:graphicData uri="http://schemas.openxmlformats.org/drawingml/2006/picture">
                 <pic:pic xmlns:pic="http://schemas.openxmlformats.org/drawingml/2006/picture">
                   <pic:nvPicPr>
-                    <pic:cNvPr id="1490846653" name="Picture 1490846653"/>
+                    <pic:cNvPr id="1490846653" name="Picture 5"/>
                     <pic:cNvPicPr/>
                   </pic:nvPicPr>
                   <pic:blipFill>
@@ -120,7 +120,7 @@
                   <pic:spPr>
                     <a:xfrm>
                       <a:off x="0" y="0"/>
-                      <a:ext cx="5731510" cy="3266440"/>
+                      <a:ext cx="5731510" cy="3246827"/>
                     </a:xfrm>
                     <a:prstGeom prst="rect">
                       <a:avLst/>
@@ -168,9 +168,9 @@
         </w:rPr>
         <w:lastRenderedPageBreak/>
         <w:drawing>
-          <wp:inline distT="0" distB="0" distL="0" distR="0" wp14:anchorId="627651AD" wp14:editId="5DA504E8">
-            <wp:extent cx="5731510" cy="3281680"/>
-            <wp:effectExtent l="114300" t="114300" r="116840" b="147320"/>
+          <wp:inline distT="0" distB="0" distL="0" distR="0" wp14:anchorId="627651AD" wp14:editId="26A6F647">
+            <wp:extent cx="5731510" cy="3273895"/>
+            <wp:effectExtent l="114300" t="114300" r="116840" b="136525"/>
             <wp:docPr id="1729266092" name="Picture 4"/>
             <wp:cNvGraphicFramePr>
               <a:graphicFrameLocks xmlns:a="http://schemas.openxmlformats.org/drawingml/2006/main" noChangeAspect="1"/>
@@ -179,7 +179,7 @@
               <a:graphicData uri="http://schemas.openxmlformats.org/drawingml/2006/picture">
                 <pic:pic xmlns:pic="http://schemas.openxmlformats.org/drawingml/2006/picture">
                   <pic:nvPicPr>
-                    <pic:cNvPr id="1729266092" name="Picture 1729266092"/>
+                    <pic:cNvPr id="1729266092" name="Picture 4"/>
                     <pic:cNvPicPr/>
                   </pic:nvPicPr>
                   <pic:blipFill>
@@ -197,7 +197,7 @@
                   <pic:spPr>
                     <a:xfrm>
                       <a:off x="0" y="0"/>
-                      <a:ext cx="5731510" cy="3281680"/>
+                      <a:ext cx="5731510" cy="3273895"/>
                     </a:xfrm>
                     <a:prstGeom prst="rect">
                       <a:avLst/>
